--- a/LABlogbook(week-8).docx
+++ b/LABlogbook(week-8).docx
@@ -4097,8 +4097,6 @@
           <w:u w:val="single"/>
         </w:rPr>
       </w:pPr>
-      <w:bookmarkStart w:id="0" w:name="_GoBack"/>
-      <w:bookmarkEnd w:id="0"/>
     </w:p>
     <w:p>
       <w:pPr>
@@ -4222,26 +4220,26 @@
         </w:rPr>
         <w:lastRenderedPageBreak/>
         <w:drawing>
-          <wp:anchor distT="0" distB="0" distL="114300" distR="114300" simplePos="0" relativeHeight="251695104" behindDoc="1" locked="0" layoutInCell="1" allowOverlap="1" wp14:anchorId="23F773A5" wp14:editId="5AB7D974">
+          <wp:anchor distT="0" distB="0" distL="114300" distR="114300" simplePos="0" relativeHeight="251700224" behindDoc="1" locked="0" layoutInCell="1" allowOverlap="1" wp14:anchorId="4E5112F6" wp14:editId="3D81BFBB">
             <wp:simplePos x="0" y="0"/>
             <wp:positionH relativeFrom="column">
-              <wp:posOffset>-419100</wp:posOffset>
+              <wp:posOffset>-152400</wp:posOffset>
             </wp:positionH>
             <wp:positionV relativeFrom="paragraph">
-              <wp:posOffset>0</wp:posOffset>
+              <wp:posOffset>272</wp:posOffset>
             </wp:positionV>
-            <wp:extent cx="5727700" cy="2705100"/>
-            <wp:effectExtent l="0" t="0" r="6350" b="0"/>
+            <wp:extent cx="5731510" cy="2719705"/>
+            <wp:effectExtent l="0" t="0" r="2540" b="4445"/>
             <wp:wrapTight wrapText="bothSides">
               <wp:wrapPolygon edited="0">
                 <wp:start x="0" y="0"/>
-                <wp:lineTo x="0" y="21448"/>
-                <wp:lineTo x="21552" y="21448"/>
-                <wp:lineTo x="21552" y="0"/>
+                <wp:lineTo x="0" y="21484"/>
+                <wp:lineTo x="21538" y="21484"/>
+                <wp:lineTo x="21538" y="0"/>
                 <wp:lineTo x="0" y="0"/>
               </wp:wrapPolygon>
             </wp:wrapTight>
-            <wp:docPr id="34" name="Picture 34" descr="C:\Users\Mateen\OneDrive\Pictures\Screenshots\Screenshot 2026-03-19 025926.png"/>
+            <wp:docPr id="38" name="Picture 38" descr="C:\Users\Mateen\OneDrive\Pictures\Screenshots\Screenshot 2026-03-19 032436.png"/>
             <wp:cNvGraphicFramePr>
               <a:graphicFrameLocks xmlns:a="http://schemas.openxmlformats.org/drawingml/2006/main" noChangeAspect="1"/>
             </wp:cNvGraphicFramePr>
@@ -4249,7 +4247,7 @@
               <a:graphicData uri="http://schemas.openxmlformats.org/drawingml/2006/picture">
                 <pic:pic xmlns:pic="http://schemas.openxmlformats.org/drawingml/2006/picture">
                   <pic:nvPicPr>
-                    <pic:cNvPr id="0" name="Picture 3" descr="C:\Users\Mateen\OneDrive\Pictures\Screenshots\Screenshot 2026-03-19 025926.png"/>
+                    <pic:cNvPr id="0" name="Picture 6" descr="C:\Users\Mateen\OneDrive\Pictures\Screenshots\Screenshot 2026-03-19 032436.png"/>
                     <pic:cNvPicPr>
                       <a:picLocks noChangeAspect="1" noChangeArrowheads="1"/>
                     </pic:cNvPicPr>
@@ -4270,7 +4268,7 @@
                   <pic:spPr bwMode="auto">
                     <a:xfrm>
                       <a:off x="0" y="0"/>
-                      <a:ext cx="5727700" cy="2705100"/>
+                      <a:ext cx="5731510" cy="2719705"/>
                     </a:xfrm>
                     <a:prstGeom prst="rect">
                       <a:avLst/>
@@ -4286,56 +4284,6 @@
           </wp:anchor>
         </w:drawing>
       </w:r>
-    </w:p>
-    <w:p>
-      <w:pPr>
-        <w:jc w:val="both"/>
-        <w:rPr>
-          <w:sz w:val="44"/>
-          <w:szCs w:val="44"/>
-          <w:u w:val="single"/>
-        </w:rPr>
-      </w:pPr>
-    </w:p>
-    <w:p>
-      <w:pPr>
-        <w:jc w:val="both"/>
-        <w:rPr>
-          <w:sz w:val="44"/>
-          <w:szCs w:val="44"/>
-          <w:u w:val="single"/>
-        </w:rPr>
-      </w:pPr>
-    </w:p>
-    <w:p>
-      <w:pPr>
-        <w:jc w:val="both"/>
-        <w:rPr>
-          <w:sz w:val="44"/>
-          <w:szCs w:val="44"/>
-          <w:u w:val="single"/>
-        </w:rPr>
-      </w:pPr>
-    </w:p>
-    <w:p>
-      <w:pPr>
-        <w:jc w:val="both"/>
-        <w:rPr>
-          <w:sz w:val="44"/>
-          <w:szCs w:val="44"/>
-          <w:u w:val="single"/>
-        </w:rPr>
-      </w:pPr>
-    </w:p>
-    <w:p>
-      <w:pPr>
-        <w:jc w:val="both"/>
-        <w:rPr>
-          <w:sz w:val="44"/>
-          <w:szCs w:val="44"/>
-          <w:u w:val="single"/>
-        </w:rPr>
-      </w:pPr>
       <w:r>
         <w:rPr>
           <w:noProof/>
@@ -4345,13 +4293,13 @@
           <w:lang w:val="en-US"/>
         </w:rPr>
         <w:drawing>
-          <wp:anchor distT="0" distB="0" distL="114300" distR="114300" simplePos="0" relativeHeight="251697152" behindDoc="1" locked="0" layoutInCell="1" allowOverlap="1" wp14:anchorId="27EEF225" wp14:editId="1F541C18">
+          <wp:anchor distT="0" distB="0" distL="114300" distR="114300" simplePos="0" relativeHeight="251697152" behindDoc="1" locked="0" layoutInCell="1" allowOverlap="1" wp14:anchorId="27EEF225" wp14:editId="03C52EFA">
             <wp:simplePos x="0" y="0"/>
             <wp:positionH relativeFrom="column">
-              <wp:posOffset>-190500</wp:posOffset>
+              <wp:posOffset>38100</wp:posOffset>
             </wp:positionH>
             <wp:positionV relativeFrom="paragraph">
-              <wp:posOffset>5591175</wp:posOffset>
+              <wp:posOffset>6021796</wp:posOffset>
             </wp:positionV>
             <wp:extent cx="5731510" cy="2830124"/>
             <wp:effectExtent l="0" t="0" r="2540" b="8890"/>
@@ -4418,13 +4366,13 @@
           <w:lang w:val="en-US"/>
         </w:rPr>
         <w:drawing>
-          <wp:anchor distT="0" distB="0" distL="114300" distR="114300" simplePos="0" relativeHeight="251696128" behindDoc="1" locked="0" layoutInCell="1" allowOverlap="1" wp14:anchorId="1A52E228" wp14:editId="0E1AF00A">
+          <wp:anchor distT="0" distB="0" distL="114300" distR="114300" simplePos="0" relativeHeight="251696128" behindDoc="1" locked="0" layoutInCell="1" allowOverlap="1" wp14:anchorId="1A52E228" wp14:editId="68C5565D">
             <wp:simplePos x="0" y="0"/>
             <wp:positionH relativeFrom="column">
-              <wp:posOffset>-190500</wp:posOffset>
+              <wp:posOffset>70757</wp:posOffset>
             </wp:positionH>
             <wp:positionV relativeFrom="paragraph">
-              <wp:posOffset>572770</wp:posOffset>
+              <wp:posOffset>3222081</wp:posOffset>
             </wp:positionV>
             <wp:extent cx="5727700" cy="2667000"/>
             <wp:effectExtent l="0" t="0" r="6350" b="0"/>
@@ -4502,13 +4450,13 @@
         </w:rPr>
         <w:lastRenderedPageBreak/>
         <w:drawing>
-          <wp:anchor distT="0" distB="0" distL="114300" distR="114300" simplePos="0" relativeHeight="251698176" behindDoc="1" locked="0" layoutInCell="1" allowOverlap="1" wp14:anchorId="6094A600" wp14:editId="4287A2DE">
+          <wp:anchor distT="0" distB="0" distL="114300" distR="114300" simplePos="0" relativeHeight="251698176" behindDoc="1" locked="0" layoutInCell="1" allowOverlap="1" wp14:anchorId="6094A600" wp14:editId="0E73BE05">
             <wp:simplePos x="0" y="0"/>
             <wp:positionH relativeFrom="column">
-              <wp:posOffset>0</wp:posOffset>
+              <wp:posOffset>-235585</wp:posOffset>
             </wp:positionH>
             <wp:positionV relativeFrom="paragraph">
-              <wp:posOffset>0</wp:posOffset>
+              <wp:posOffset>3409133</wp:posOffset>
             </wp:positionV>
             <wp:extent cx="5727700" cy="2908300"/>
             <wp:effectExtent l="0" t="0" r="6350" b="6350"/>
@@ -4566,66 +4514,131 @@
           </wp:anchor>
         </w:drawing>
       </w:r>
-    </w:p>
-    <w:p>
-      <w:pPr>
-        <w:jc w:val="both"/>
-        <w:rPr>
-          <w:sz w:val="44"/>
-          <w:szCs w:val="44"/>
-          <w:u w:val="single"/>
-        </w:rPr>
-      </w:pPr>
-    </w:p>
-    <w:p>
-      <w:pPr>
-        <w:jc w:val="both"/>
-        <w:rPr>
-          <w:sz w:val="44"/>
-          <w:szCs w:val="44"/>
-          <w:u w:val="single"/>
-        </w:rPr>
-      </w:pPr>
-    </w:p>
-    <w:p>
-      <w:pPr>
-        <w:jc w:val="both"/>
-        <w:rPr>
-          <w:sz w:val="44"/>
-          <w:szCs w:val="44"/>
-          <w:u w:val="single"/>
-        </w:rPr>
-      </w:pPr>
-    </w:p>
-    <w:p>
-      <w:pPr>
-        <w:jc w:val="both"/>
-        <w:rPr>
-          <w:sz w:val="44"/>
-          <w:szCs w:val="44"/>
-          <w:u w:val="single"/>
-        </w:rPr>
-      </w:pPr>
-    </w:p>
-    <w:p>
-      <w:pPr>
-        <w:jc w:val="both"/>
-        <w:rPr>
-          <w:sz w:val="44"/>
-          <w:szCs w:val="44"/>
-          <w:u w:val="single"/>
-        </w:rPr>
-      </w:pPr>
-    </w:p>
-    <w:p>
-      <w:pPr>
-        <w:jc w:val="both"/>
-        <w:rPr>
-          <w:sz w:val="44"/>
-          <w:szCs w:val="44"/>
-          <w:u w:val="single"/>
-        </w:rPr>
-      </w:pPr>
+      <w:r>
+        <w:rPr>
+          <w:noProof/>
+          <w:sz w:val="44"/>
+          <w:szCs w:val="44"/>
+          <w:u w:val="single"/>
+          <w:lang w:val="en-US"/>
+        </w:rPr>
+        <w:drawing>
+          <wp:anchor distT="0" distB="0" distL="114300" distR="114300" simplePos="0" relativeHeight="251699200" behindDoc="1" locked="0" layoutInCell="1" allowOverlap="1" wp14:anchorId="6BF31095" wp14:editId="7B51742F">
+            <wp:simplePos x="0" y="0"/>
+            <wp:positionH relativeFrom="column">
+              <wp:posOffset>-239486</wp:posOffset>
+            </wp:positionH>
+            <wp:positionV relativeFrom="paragraph">
+              <wp:posOffset>181</wp:posOffset>
+            </wp:positionV>
+            <wp:extent cx="5731510" cy="2814320"/>
+            <wp:effectExtent l="0" t="0" r="2540" b="5080"/>
+            <wp:wrapTight wrapText="bothSides">
+              <wp:wrapPolygon edited="0">
+                <wp:start x="0" y="0"/>
+                <wp:lineTo x="0" y="21493"/>
+                <wp:lineTo x="21538" y="21493"/>
+                <wp:lineTo x="21538" y="0"/>
+                <wp:lineTo x="0" y="0"/>
+              </wp:wrapPolygon>
+            </wp:wrapTight>
+            <wp:docPr id="36" name="Picture 36" descr="C:\Users\Mateen\OneDrive\Pictures\Screenshots\Screenshot 2026-03-19 032505.png"/>
+            <wp:cNvGraphicFramePr>
+              <a:graphicFrameLocks xmlns:a="http://schemas.openxmlformats.org/drawingml/2006/main" noChangeAspect="1"/>
+            </wp:cNvGraphicFramePr>
+            <a:graphic xmlns:a="http://schemas.openxmlformats.org/drawingml/2006/main">
+              <a:graphicData uri="http://schemas.openxmlformats.org/drawingml/2006/picture">
+                <pic:pic xmlns:pic="http://schemas.openxmlformats.org/drawingml/2006/picture">
+                  <pic:nvPicPr>
+                    <pic:cNvPr id="0" name="Picture 3" descr="C:\Users\Mateen\OneDrive\Pictures\Screenshots\Screenshot 2026-03-19 032505.png"/>
+                    <pic:cNvPicPr>
+                      <a:picLocks noChangeAspect="1" noChangeArrowheads="1"/>
+                    </pic:cNvPicPr>
+                  </pic:nvPicPr>
+                  <pic:blipFill>
+                    <a:blip r:embed="rId42">
+                      <a:extLst>
+                        <a:ext uri="{28A0092B-C50C-407E-A947-70E740481C1C}">
+                          <a14:useLocalDpi xmlns:a14="http://schemas.microsoft.com/office/drawing/2010/main" val="0"/>
+                        </a:ext>
+                      </a:extLst>
+                    </a:blip>
+                    <a:srcRect/>
+                    <a:stretch>
+                      <a:fillRect/>
+                    </a:stretch>
+                  </pic:blipFill>
+                  <pic:spPr bwMode="auto">
+                    <a:xfrm>
+                      <a:off x="0" y="0"/>
+                      <a:ext cx="5731510" cy="2814320"/>
+                    </a:xfrm>
+                    <a:prstGeom prst="rect">
+                      <a:avLst/>
+                    </a:prstGeom>
+                    <a:noFill/>
+                    <a:ln>
+                      <a:noFill/>
+                    </a:ln>
+                  </pic:spPr>
+                </pic:pic>
+              </a:graphicData>
+            </a:graphic>
+          </wp:anchor>
+        </w:drawing>
+      </w:r>
+    </w:p>
+    <w:p>
+      <w:pPr>
+        <w:jc w:val="both"/>
+        <w:rPr>
+          <w:sz w:val="44"/>
+          <w:szCs w:val="44"/>
+          <w:u w:val="single"/>
+        </w:rPr>
+      </w:pPr>
+    </w:p>
+    <w:p>
+      <w:pPr>
+        <w:jc w:val="both"/>
+        <w:rPr>
+          <w:sz w:val="44"/>
+          <w:szCs w:val="44"/>
+          <w:u w:val="single"/>
+        </w:rPr>
+      </w:pPr>
+    </w:p>
+    <w:p>
+      <w:pPr>
+        <w:jc w:val="both"/>
+        <w:rPr>
+          <w:sz w:val="44"/>
+          <w:szCs w:val="44"/>
+          <w:u w:val="single"/>
+        </w:rPr>
+      </w:pPr>
+    </w:p>
+    <w:p>
+      <w:pPr>
+        <w:jc w:val="both"/>
+        <w:rPr>
+          <w:sz w:val="44"/>
+          <w:szCs w:val="44"/>
+          <w:u w:val="single"/>
+        </w:rPr>
+      </w:pPr>
+    </w:p>
+    <w:p>
+      <w:pPr>
+        <w:jc w:val="both"/>
+        <w:rPr>
+          <w:sz w:val="44"/>
+          <w:szCs w:val="44"/>
+          <w:u w:val="single"/>
+        </w:rPr>
+      </w:pPr>
+      <w:bookmarkStart w:id="0" w:name="_GoBack"/>
+      <w:bookmarkEnd w:id="0"/>
     </w:p>
     <w:p>
       <w:pPr>
@@ -4716,7 +4729,6 @@
           <w:szCs w:val="44"/>
           <w:u w:val="single"/>
         </w:rPr>
-        <w:lastRenderedPageBreak/>
         <w:t>Lab 12</w:t>
       </w:r>
     </w:p>
@@ -5467,7 +5479,7 @@
 </file>
 
 <file path=customXml/itemProps1.xml><?xml version="1.0" encoding="utf-8"?>
-<ds:datastoreItem xmlns:ds="http://schemas.openxmlformats.org/officeDocument/2006/customXml" ds:itemID="{23C85668-1E56-4EB9-8E2E-4DAA12AFE014}">
+<ds:datastoreItem xmlns:ds="http://schemas.openxmlformats.org/officeDocument/2006/customXml" ds:itemID="{FFE9CCDC-77E6-4196-BC18-2E44C27F5130}">
   <ds:schemaRefs>
     <ds:schemaRef ds:uri="http://schemas.openxmlformats.org/officeDocument/2006/bibliography"/>
   </ds:schemaRefs>
